--- a/bop_agentic_rag/Application_Data_Generation/Application_Data/Instructions for editing.docx
+++ b/bop_agentic_rag/Application_Data_Generation/Application_Data/Instructions for editing.docx
@@ -9,7 +9,124 @@
     </w:p>
     <w:p>
       <w:r>
-        <w:t xml:space="preserve">For each application, once you start looking at it, move it from the Unclaimed folder to the In Progress folder. Complete the following tasks for each one. </w:t>
+        <w:t>For each application, once you start looking at it, move it from the Unclaimed folder to the In Progress folder</w:t>
+      </w:r>
+      <w:r>
+        <w:t xml:space="preserve"> by doing the following.</w:t>
+      </w:r>
+    </w:p>
+    <w:p>
+      <w:pPr>
+        <w:pStyle w:val="ListParagraph"/>
+        <w:numPr>
+          <w:ilvl w:val="0"/>
+          <w:numId w:val="3"/>
+        </w:numPr>
+      </w:pPr>
+      <w:r>
+        <w:t>Navigate to the application</w:t>
+      </w:r>
+    </w:p>
+    <w:p>
+      <w:pPr>
+        <w:pStyle w:val="ListParagraph"/>
+        <w:numPr>
+          <w:ilvl w:val="0"/>
+          <w:numId w:val="3"/>
+        </w:numPr>
+      </w:pPr>
+      <w:r>
+        <w:t xml:space="preserve">Find the pencil symbol that says “Edit this file” when you hover over it and click on the arrow next to it that has a </w:t>
+      </w:r>
+      <w:proofErr w:type="gramStart"/>
+      <w:r>
+        <w:t>drop down</w:t>
+      </w:r>
+      <w:proofErr w:type="gramEnd"/>
+      <w:r>
+        <w:t xml:space="preserve"> menu</w:t>
+      </w:r>
+    </w:p>
+    <w:p>
+      <w:pPr>
+        <w:pStyle w:val="ListParagraph"/>
+        <w:numPr>
+          <w:ilvl w:val="0"/>
+          <w:numId w:val="3"/>
+        </w:numPr>
+      </w:pPr>
+      <w:r>
+        <w:t>Select “Edit in Place”</w:t>
+      </w:r>
+    </w:p>
+    <w:p>
+      <w:pPr>
+        <w:pStyle w:val="ListParagraph"/>
+        <w:numPr>
+          <w:ilvl w:val="0"/>
+          <w:numId w:val="3"/>
+        </w:numPr>
+      </w:pPr>
+      <w:r>
+        <w:t>There is an editable field for the name, at the beginning type</w:t>
+      </w:r>
+      <w:proofErr w:type="gramStart"/>
+      <w:r>
+        <w:t xml:space="preserve"> ..</w:t>
+      </w:r>
+      <w:proofErr w:type="gramEnd"/>
+      <w:r>
+        <w:t>/In Progress</w:t>
+      </w:r>
+      <w:proofErr w:type="gramStart"/>
+      <w:r>
+        <w:t>/[</w:t>
+      </w:r>
+      <w:proofErr w:type="gramEnd"/>
+      <w:r>
+        <w:t>leave the existing file name]</w:t>
+      </w:r>
+    </w:p>
+    <w:p>
+      <w:pPr>
+        <w:pStyle w:val="ListParagraph"/>
+        <w:numPr>
+          <w:ilvl w:val="0"/>
+          <w:numId w:val="3"/>
+        </w:numPr>
+      </w:pPr>
+      <w:r>
+        <w:t>Click Commit changes</w:t>
+      </w:r>
+    </w:p>
+    <w:p>
+      <w:pPr>
+        <w:pStyle w:val="ListParagraph"/>
+        <w:numPr>
+          <w:ilvl w:val="0"/>
+          <w:numId w:val="3"/>
+        </w:numPr>
+      </w:pPr>
+      <w:r>
+        <w:t>Click Commit changes (not a typo, you need to do it twice)</w:t>
+      </w:r>
+    </w:p>
+    <w:p>
+      <w:r>
+        <w:t xml:space="preserve">You can now edit the file where it’s at by just clicking “Edit File” right on </w:t>
+      </w:r>
+      <w:proofErr w:type="spellStart"/>
+      <w:r>
+        <w:t>github</w:t>
+      </w:r>
+      <w:proofErr w:type="spellEnd"/>
+      <w:r>
+        <w:t>, so you don’t need to download anything. After you make changes to the folder IT DOES NOT SAVE AUTOMATICALLY. You need to click Commit Changes twice in order for it to save.</w:t>
+      </w:r>
+    </w:p>
+    <w:p>
+      <w:r>
+        <w:t xml:space="preserve">Complete the following tasks for each one. </w:t>
       </w:r>
     </w:p>
     <w:p>
@@ -113,7 +230,11 @@
       </w:r>
       <w:proofErr w:type="gramEnd"/>
       <w:r>
-        <w:t xml:space="preserve"> in the policy documents folder. This will have some requirements for all companies and some specific for each type of business. The decision and reason should reflect some information in that or should reference failure due to logistic regression. Compare the application against the policy guide and see if it makes sense. </w:t>
+        <w:t xml:space="preserve"> in the policy documents folder. This will have some requirements for all companies and some specific for each type of business. The decision and reason should reflect some information in that or should reference </w:t>
+      </w:r>
+      <w:r>
+        <w:lastRenderedPageBreak/>
+        <w:t xml:space="preserve">failure due to logistic regression. Compare the application against the policy guide and see if it makes sense. </w:t>
       </w:r>
     </w:p>
     <w:p>
@@ -399,11 +520,103 @@
       </w:pPr>
     </w:lvl>
   </w:abstractNum>
+  <w:abstractNum w:abstractNumId="2" w15:restartNumberingAfterBreak="0">
+    <w:nsid w:val="65E67AD9"/>
+    <w:multiLevelType w:val="hybridMultilevel"/>
+    <w:tmpl w:val="41F4A21A"/>
+    <w:lvl w:ilvl="0" w:tplc="E4EE42AC">
+      <w:start w:val="1"/>
+      <w:numFmt w:val="decimal"/>
+      <w:lvlText w:val="%1."/>
+      <w:lvlJc w:val="left"/>
+      <w:pPr>
+        <w:ind w:left="720" w:hanging="360"/>
+      </w:pPr>
+      <w:rPr>
+        <w:rFonts w:hint="default"/>
+      </w:rPr>
+    </w:lvl>
+    <w:lvl w:ilvl="1" w:tplc="04090019" w:tentative="1">
+      <w:start w:val="1"/>
+      <w:numFmt w:val="lowerLetter"/>
+      <w:lvlText w:val="%2."/>
+      <w:lvlJc w:val="left"/>
+      <w:pPr>
+        <w:ind w:left="1440" w:hanging="360"/>
+      </w:pPr>
+    </w:lvl>
+    <w:lvl w:ilvl="2" w:tplc="0409001B" w:tentative="1">
+      <w:start w:val="1"/>
+      <w:numFmt w:val="lowerRoman"/>
+      <w:lvlText w:val="%3."/>
+      <w:lvlJc w:val="right"/>
+      <w:pPr>
+        <w:ind w:left="2160" w:hanging="180"/>
+      </w:pPr>
+    </w:lvl>
+    <w:lvl w:ilvl="3" w:tplc="0409000F" w:tentative="1">
+      <w:start w:val="1"/>
+      <w:numFmt w:val="decimal"/>
+      <w:lvlText w:val="%4."/>
+      <w:lvlJc w:val="left"/>
+      <w:pPr>
+        <w:ind w:left="2880" w:hanging="360"/>
+      </w:pPr>
+    </w:lvl>
+    <w:lvl w:ilvl="4" w:tplc="04090019" w:tentative="1">
+      <w:start w:val="1"/>
+      <w:numFmt w:val="lowerLetter"/>
+      <w:lvlText w:val="%5."/>
+      <w:lvlJc w:val="left"/>
+      <w:pPr>
+        <w:ind w:left="3600" w:hanging="360"/>
+      </w:pPr>
+    </w:lvl>
+    <w:lvl w:ilvl="5" w:tplc="0409001B" w:tentative="1">
+      <w:start w:val="1"/>
+      <w:numFmt w:val="lowerRoman"/>
+      <w:lvlText w:val="%6."/>
+      <w:lvlJc w:val="right"/>
+      <w:pPr>
+        <w:ind w:left="4320" w:hanging="180"/>
+      </w:pPr>
+    </w:lvl>
+    <w:lvl w:ilvl="6" w:tplc="0409000F" w:tentative="1">
+      <w:start w:val="1"/>
+      <w:numFmt w:val="decimal"/>
+      <w:lvlText w:val="%7."/>
+      <w:lvlJc w:val="left"/>
+      <w:pPr>
+        <w:ind w:left="5040" w:hanging="360"/>
+      </w:pPr>
+    </w:lvl>
+    <w:lvl w:ilvl="7" w:tplc="04090019" w:tentative="1">
+      <w:start w:val="1"/>
+      <w:numFmt w:val="lowerLetter"/>
+      <w:lvlText w:val="%8."/>
+      <w:lvlJc w:val="left"/>
+      <w:pPr>
+        <w:ind w:left="5760" w:hanging="360"/>
+      </w:pPr>
+    </w:lvl>
+    <w:lvl w:ilvl="8" w:tplc="0409001B" w:tentative="1">
+      <w:start w:val="1"/>
+      <w:numFmt w:val="lowerRoman"/>
+      <w:lvlText w:val="%9."/>
+      <w:lvlJc w:val="right"/>
+      <w:pPr>
+        <w:ind w:left="6480" w:hanging="180"/>
+      </w:pPr>
+    </w:lvl>
+  </w:abstractNum>
   <w:num w:numId="1" w16cid:durableId="1159614499">
     <w:abstractNumId w:val="0"/>
   </w:num>
   <w:num w:numId="2" w16cid:durableId="1826119212">
     <w:abstractNumId w:val="1"/>
+  </w:num>
+  <w:num w:numId="3" w16cid:durableId="702901988">
+    <w:abstractNumId w:val="2"/>
   </w:num>
 </w:numbering>
 </file>
